--- a/Step_Documentation/Step1_Mini_Hospital_Simulator.docx
+++ b/Step_Documentation/Step1_Mini_Hospital_Simulator.docx
@@ -42,6 +42,20 @@
       </w:r>
     </w:p>
     <w:p/>
+    <w:p>
+      <w:pPr>
+        <w:spacing w:before="120" w:after="200"/>
+        <w:ind w:left="170"/>
+        <w:shd w:val="clear" w:color="auto" w:fill="F2F4F8"/>
+      </w:pPr>
+      <w:r>
+        <w:rPr>
+          <w:i/>
+          <w:sz w:val="21"/>
+        </w:rPr>
+        <w:t xml:space="preserve">V2 UPDATE (audit fixes, Oct 2026): is step ki bunyadi mechanics (fixed capacity, FCFS queue, carry-over, departments independent) bilkul wahi hain, aur neeche ke dono examples ke results current code par bhi same aate hain (verified). Jo badla: (1) EdgeNode ab 'destination-ready FCFS' hai — har task ka ready_time hota hai (network se pohanchne ka waqt), aur raste wala task CPU nahi leta. Apne department ke task ka ready_time = arrival_time hota hai, is liye Step 1 ka behaviour nahi badla. (2) Task mein ready_time, start_time, source_department aur destination fields add hue; add_task() ab task ko tier='Local' label deta hai. (3) utilization ab sirf ready tasks ginta hai (projected_utilization), aur last_step_utilization asal mein hua kaam batata hai. (4) Config simulation banne se pehle env/config_validation.py se validate hota hai. Neeche dikhaya gaya code simplified/purana version hai; current code env/ folder mein hai. Tests: py -m tests.test_step1_simulator (6 PASS).</w:t>
+      </w:r>
+    </w:p>
     <w:p>
       <w:pPr>
         <w:pStyle w:val="Heading1"/>
